--- a/02-claude-code-handover.docx
+++ b/02-claude-code-handover.docx
@@ -730,7 +730,7 @@
                 <w:sz w:val="18"/>
                 <w:szCs w:val="18"/>
               </w:rPr>
-              <w:t xml:space="preserve">~/Claude_Stuff/desktop_app_projects/</w:t>
+              <w:t xml:space="preserve">~/Claude_Stuff/cli_projects/</w:t>
             </w:r>
           </w:p>
         </w:tc>
@@ -1976,7 +1976,7 @@
           <w:sz w:val="17"/>
           <w:szCs w:val="17"/>
         </w:rPr>
-        <w:t xml:space="preserve">KIT=~/Claude_Stuff/desktop_app_projects/translation-tools</w:t>
+        <w:t xml:space="preserve">KIT=~/Claude_Stuff/cli_projects/translation-tools</w:t>
       </w:r>
     </w:p>
     <w:p>
@@ -5885,7 +5885,7 @@
                 <w:sz w:val="18"/>
                 <w:szCs w:val="18"/>
               </w:rPr>
-              <w:t xml:space="preserve">The kit lives under ~/Claude_Stuff/desktop_app_projects/, a separate branch from ~/translation-work/. That disjointness is a confidentiality control, not tidiness</w:t>
+              <w:t xml:space="preserve">The kit lives under ~/Claude_Stuff/cli_projects/, a separate branch from ~/translation-work/. That disjointness is a confidentiality control, not tidiness</w:t>
             </w:r>
           </w:p>
         </w:tc>

--- a/02-claude-code-handover.docx
+++ b/02-claude-code-handover.docx
@@ -1828,33 +1828,6 @@
         <w:spacing w:after="160" w:before="0" w:line="240"/>
         <w:ind w:left="259"/>
       </w:pPr>
-      <w:r>
-        <w:rPr>
-          <w:rFonts w:ascii="Consolas" w:cs="Consolas" w:eastAsia="Consolas" w:hAnsi="Consolas"/>
-          <w:color w:val="8A4B9E"/>
-          <w:sz w:val="17"/>
-          <w:szCs w:val="17"/>
-        </w:rPr>
-        <w:t xml:space="preserve">TR_ROOT=</w:t>
-      </w:r>
-      <w:r>
-        <w:rPr>
-          <w:rFonts w:ascii="Consolas" w:cs="Consolas" w:eastAsia="Consolas" w:hAnsi="Consolas"/>
-          <w:color w:val="35322E"/>
-          <w:sz w:val="17"/>
-          <w:szCs w:val="17"/>
-        </w:rPr>
-        <w:t xml:space="preserve">/tmp/trtest</w:t>
-      </w:r>
-      <w:r>
-        <w:rPr>
-          <w:rFonts w:ascii="Consolas" w:cs="Consolas" w:eastAsia="Consolas" w:hAnsi="Consolas"/>
-          <w:color w:val="35322E"/>
-          <w:sz w:val="17"/>
-          <w:szCs w:val="17"/>
-        </w:rPr>
-        <w:t xml:space="preserve"> </w:t>
-      </w:r>
       <w:r>
         <w:rPr>
           <w:rFonts w:ascii="Consolas" w:cs="Consolas" w:eastAsia="Consolas" w:hAnsi="Consolas"/>

--- a/02-claude-code-handover.docx
+++ b/02-claude-code-handover.docx
@@ -2343,7 +2343,7 @@
           <w:sz w:val="21"/>
           <w:szCs w:val="21"/>
         </w:rPr>
-        <w:t xml:space="preserve">Optional but recommended, since it gives you history on the config and the scripts:</w:t>
+        <w:t>The kit is already a git repository, so there is nothing to initialise. One setting is not optional after unpacking a fresh copy: the hooks that keep client material out of the repository do not run until it is told where they live, because a global core.hooksPath shadows .git/hooks entirely.</w:t>
       </w:r>
     </w:p>
     <w:p>
@@ -2366,52 +2366,16 @@
           <w:sz w:val="17"/>
           <w:szCs w:val="17"/>
         </w:rPr>
-        <w:t xml:space="preserve">cd</w:t>
-      </w:r>
-      <w:r>
-        <w:rPr>
-          <w:rFonts w:ascii="Consolas" w:cs="Consolas" w:eastAsia="Consolas" w:hAnsi="Consolas"/>
-          <w:color w:val="35322E"/>
-          <w:sz w:val="17"/>
-          <w:szCs w:val="17"/>
-        </w:rPr>
-        <w:t xml:space="preserve"> </w:t>
-      </w:r>
-      <w:r>
-        <w:rPr>
-          <w:rFonts w:ascii="Consolas" w:cs="Consolas" w:eastAsia="Consolas" w:hAnsi="Consolas"/>
-          <w:color w:val="3F7A44"/>
-          <w:sz w:val="17"/>
-          <w:szCs w:val="17"/>
-        </w:rPr>
-        <w:t xml:space="preserve">"$KIT"</w:t>
-      </w:r>
-      <w:r>
-        <w:rPr>
-          <w:rFonts w:ascii="Consolas" w:cs="Consolas" w:eastAsia="Consolas" w:hAnsi="Consolas"/>
-          <w:color w:val="35322E"/>
-          <w:sz w:val="17"/>
-          <w:szCs w:val="17"/>
-        </w:rPr>
-        <w:t xml:space="preserve"> </w:t>
-      </w:r>
-      <w:r>
-        <w:rPr>
-          <w:rFonts w:ascii="Consolas" w:cs="Consolas" w:eastAsia="Consolas" w:hAnsi="Consolas"/>
-          <w:color w:val="A39C90"/>
-          <w:sz w:val="17"/>
-          <w:szCs w:val="17"/>
-        </w:rPr>
-        <w:t xml:space="preserve">&amp;&amp;</w:t>
-      </w:r>
-      <w:r>
-        <w:rPr>
-          <w:rFonts w:ascii="Consolas" w:cs="Consolas" w:eastAsia="Consolas" w:hAnsi="Consolas"/>
-          <w:color w:val="35322E"/>
-          <w:sz w:val="17"/>
-          <w:szCs w:val="17"/>
-        </w:rPr>
-        <w:t xml:space="preserve"> </w:t>
+        <w:t>cd</w:t>
+      </w:r>
+      <w:r>
+        <w:rPr>
+          <w:rFonts w:ascii="Consolas" w:cs="Consolas" w:eastAsia="Consolas" w:hAnsi="Consolas"/>
+          <w:color w:val="35322E"/>
+          <w:sz w:val="17"/>
+          <w:szCs w:val="17"/>
+        </w:rPr>
+        <w:t xml:space="preserve"> "$KIT" &amp;&amp; </w:t>
       </w:r>
       <w:r>
         <w:rPr>
@@ -2422,191 +2386,30 @@
           <w:sz w:val="17"/>
           <w:szCs w:val="17"/>
         </w:rPr>
-        <w:t xml:space="preserve">git</w:t>
-      </w:r>
-      <w:r>
-        <w:rPr>
-          <w:rFonts w:ascii="Consolas" w:cs="Consolas" w:eastAsia="Consolas" w:hAnsi="Consolas"/>
-          <w:color w:val="35322E"/>
-          <w:sz w:val="17"/>
-          <w:szCs w:val="17"/>
-        </w:rPr>
-        <w:t xml:space="preserve"> </w:t>
-      </w:r>
-      <w:r>
-        <w:rPr>
-          <w:rFonts w:ascii="Consolas" w:cs="Consolas" w:eastAsia="Consolas" w:hAnsi="Consolas"/>
-          <w:color w:val="35322E"/>
-          <w:sz w:val="17"/>
-          <w:szCs w:val="17"/>
-        </w:rPr>
-        <w:t xml:space="preserve">init</w:t>
-      </w:r>
-      <w:r>
-        <w:rPr>
-          <w:rFonts w:ascii="Consolas" w:cs="Consolas" w:eastAsia="Consolas" w:hAnsi="Consolas"/>
-          <w:color w:val="35322E"/>
-          <w:sz w:val="17"/>
-          <w:szCs w:val="17"/>
-        </w:rPr>
-        <w:t xml:space="preserve"> </w:t>
-      </w:r>
-      <w:r>
-        <w:rPr>
-          <w:rFonts w:ascii="Consolas" w:cs="Consolas" w:eastAsia="Consolas" w:hAnsi="Consolas"/>
-          <w:color w:val="A39C90"/>
-          <w:sz w:val="17"/>
-          <w:szCs w:val="17"/>
-        </w:rPr>
-        <w:t xml:space="preserve">&amp;&amp;</w:t>
-      </w:r>
-      <w:r>
-        <w:rPr>
-          <w:rFonts w:ascii="Consolas" w:cs="Consolas" w:eastAsia="Consolas" w:hAnsi="Consolas"/>
-          <w:color w:val="35322E"/>
-          <w:sz w:val="17"/>
-          <w:szCs w:val="17"/>
-        </w:rPr>
-        <w:t xml:space="preserve"> </w:t>
-      </w:r>
-      <w:r>
-        <w:rPr>
-          <w:rFonts w:ascii="Consolas" w:cs="Consolas" w:eastAsia="Consolas" w:hAnsi="Consolas"/>
-          <w:b/>
-          <w:bCs/>
-          <w:color w:val="A8432A"/>
-          <w:sz w:val="17"/>
-          <w:szCs w:val="17"/>
-        </w:rPr>
-        <w:t xml:space="preserve">git</w:t>
-      </w:r>
-      <w:r>
-        <w:rPr>
-          <w:rFonts w:ascii="Consolas" w:cs="Consolas" w:eastAsia="Consolas" w:hAnsi="Consolas"/>
-          <w:color w:val="35322E"/>
-          <w:sz w:val="17"/>
-          <w:szCs w:val="17"/>
-        </w:rPr>
-        <w:t xml:space="preserve"> </w:t>
-      </w:r>
-      <w:r>
-        <w:rPr>
-          <w:rFonts w:ascii="Consolas" w:cs="Consolas" w:eastAsia="Consolas" w:hAnsi="Consolas"/>
-          <w:color w:val="35322E"/>
-          <w:sz w:val="17"/>
-          <w:szCs w:val="17"/>
-        </w:rPr>
-        <w:t xml:space="preserve">add</w:t>
-      </w:r>
-      <w:r>
-        <w:rPr>
-          <w:rFonts w:ascii="Consolas" w:cs="Consolas" w:eastAsia="Consolas" w:hAnsi="Consolas"/>
-          <w:color w:val="35322E"/>
-          <w:sz w:val="17"/>
-          <w:szCs w:val="17"/>
-        </w:rPr>
-        <w:t xml:space="preserve"> </w:t>
-      </w:r>
-      <w:r>
-        <w:rPr>
-          <w:rFonts w:ascii="Consolas" w:cs="Consolas" w:eastAsia="Consolas" w:hAnsi="Consolas"/>
-          <w:color w:val="1F6E8C"/>
-          <w:sz w:val="17"/>
-          <w:szCs w:val="17"/>
-        </w:rPr>
-        <w:t xml:space="preserve">-A</w:t>
-      </w:r>
-      <w:r>
-        <w:rPr>
-          <w:rFonts w:ascii="Consolas" w:cs="Consolas" w:eastAsia="Consolas" w:hAnsi="Consolas"/>
-          <w:color w:val="35322E"/>
-          <w:sz w:val="17"/>
-          <w:szCs w:val="17"/>
-        </w:rPr>
-        <w:t xml:space="preserve"> </w:t>
-      </w:r>
-      <w:r>
-        <w:rPr>
-          <w:rFonts w:ascii="Consolas" w:cs="Consolas" w:eastAsia="Consolas" w:hAnsi="Consolas"/>
-          <w:color w:val="A39C90"/>
-          <w:sz w:val="17"/>
-          <w:szCs w:val="17"/>
-        </w:rPr>
-        <w:t xml:space="preserve">&amp;&amp;</w:t>
-      </w:r>
-      <w:r>
-        <w:rPr>
-          <w:rFonts w:ascii="Consolas" w:cs="Consolas" w:eastAsia="Consolas" w:hAnsi="Consolas"/>
-          <w:color w:val="35322E"/>
-          <w:sz w:val="17"/>
-          <w:szCs w:val="17"/>
-        </w:rPr>
-        <w:t xml:space="preserve"> </w:t>
-      </w:r>
-      <w:r>
-        <w:rPr>
-          <w:rFonts w:ascii="Consolas" w:cs="Consolas" w:eastAsia="Consolas" w:hAnsi="Consolas"/>
-          <w:b/>
-          <w:bCs/>
-          <w:color w:val="A8432A"/>
-          <w:sz w:val="17"/>
-          <w:szCs w:val="17"/>
-        </w:rPr>
-        <w:t xml:space="preserve">git</w:t>
-      </w:r>
-      <w:r>
-        <w:rPr>
-          <w:rFonts w:ascii="Consolas" w:cs="Consolas" w:eastAsia="Consolas" w:hAnsi="Consolas"/>
-          <w:color w:val="35322E"/>
-          <w:sz w:val="17"/>
-          <w:szCs w:val="17"/>
-        </w:rPr>
-        <w:t xml:space="preserve"> </w:t>
-      </w:r>
-      <w:r>
-        <w:rPr>
-          <w:rFonts w:ascii="Consolas" w:cs="Consolas" w:eastAsia="Consolas" w:hAnsi="Consolas"/>
-          <w:color w:val="35322E"/>
-          <w:sz w:val="17"/>
-          <w:szCs w:val="17"/>
-        </w:rPr>
-        <w:t xml:space="preserve">commit</w:t>
-      </w:r>
-      <w:r>
-        <w:rPr>
-          <w:rFonts w:ascii="Consolas" w:cs="Consolas" w:eastAsia="Consolas" w:hAnsi="Consolas"/>
-          <w:color w:val="35322E"/>
-          <w:sz w:val="17"/>
-          <w:szCs w:val="17"/>
-        </w:rPr>
-        <w:t xml:space="preserve"> </w:t>
-      </w:r>
-      <w:r>
-        <w:rPr>
-          <w:rFonts w:ascii="Consolas" w:cs="Consolas" w:eastAsia="Consolas" w:hAnsi="Consolas"/>
-          <w:color w:val="1F6E8C"/>
-          <w:sz w:val="17"/>
-          <w:szCs w:val="17"/>
-        </w:rPr>
-        <w:t xml:space="preserve">-m</w:t>
-      </w:r>
-      <w:r>
-        <w:rPr>
-          <w:rFonts w:ascii="Consolas" w:cs="Consolas" w:eastAsia="Consolas" w:hAnsi="Consolas"/>
-          <w:color w:val="35322E"/>
-          <w:sz w:val="17"/>
-          <w:szCs w:val="17"/>
-        </w:rPr>
-        <w:t xml:space="preserve"> </w:t>
-      </w:r>
-      <w:r>
-        <w:rPr>
-          <w:rFonts w:ascii="Consolas" w:cs="Consolas" w:eastAsia="Consolas" w:hAnsi="Consolas"/>
-          <w:color w:val="3F7A44"/>
-          <w:sz w:val="17"/>
-          <w:szCs w:val="17"/>
-        </w:rPr>
-        <w:t xml:space="preserve">"initial kit"</w:t>
+        <w:t>git</w:t>
+      </w:r>
+      <w:r>
+        <w:rPr>
+          <w:rFonts w:ascii="Consolas" w:cs="Consolas" w:eastAsia="Consolas" w:hAnsi="Consolas"/>
+          <w:color w:val="35322E"/>
+          <w:sz w:val="17"/>
+          <w:szCs w:val="17"/>
+        </w:rPr>
+        <w:t xml:space="preserve"> config core.hooksPath .githooks</w:t>
+      </w:r>
+    </w:p>
+    <w:p>
+      <w:pPr>
+        <w:spacing w:after="120" w:line="264"/>
+      </w:pPr>
+      <w:r>
+        <w:rPr>
+          <w:rFonts w:ascii="Calibri" w:cs="Calibri" w:eastAsia="Calibri" w:hAnsi="Calibri"/>
+          <w:color w:val="1A1A1A"/>
+          <w:sz w:val="21"/>
+          <w:szCs w:val="21"/>
+        </w:rPr>
+        <w:t>tr-setup does this for you whenever the kit is already a repository. Either way, stage selectively — git add &lt;path&gt; — rather than git add -A, so a document copied in to reproduce a defect cannot ride along into a commit.</w:t>
       </w:r>
     </w:p>
     <w:p>

--- a/02-claude-code-handover.docx
+++ b/02-claude-code-handover.docx
@@ -32,7 +32,7 @@
           <w:sz w:val="18"/>
           <w:szCs w:val="18"/>
         </w:rPr>
-        <w:t xml:space="preserve">2026-08-01  ·  Companion to the Operating Manual v1.0  ·  Read S2 before starting a session</w:t>
+        <w:t>2026-08-01  ·  Companion to the Operating Manual v1.2  ·  Read S2 before starting a session</w:t>
       </w:r>
     </w:p>
     <w:p>
@@ -3437,7 +3437,7 @@
           <w:sz w:val="21"/>
           <w:szCs w:val="21"/>
         </w:rPr>
-        <w:t xml:space="preserve">Iterating on the pipeline against a 13 GB model at four tokens per second is slow and unnecessary. A mock server that mimics the Ollama API makes the whole pipeline testable in seconds, and lets you inject deliberate faults to confirm the linter catches them. This is how the kit was verified.</w:t>
+        <w:t>Iterating on the pipeline against a 13 GB model at four tokens per second is slow and unnecessary. A mock server that mimics the Ollama API makes the whole pipeline testable in seconds, and lets you inject deliberate faults to confirm the linter catches them. Run the fixture corpus through it after any change to segmentation, the non-translatable patterns or the workers: the whole set completes in seconds and tr-lint reports the injected NUM fault. It does not tell you anything about the model — that is task 5.</w:t>
       </w:r>
     </w:p>
     <w:p>

--- a/02-claude-code-handover.docx
+++ b/02-claude-code-handover.docx
@@ -1300,6 +1300,172 @@
         <w:tc>
           <w:tcPr>
             <w:tcW w:type="dxa" w:w="3900"/>
+            <w:tcMar>
+              <w:top w:type="dxa" w:w="60"/>
+              <w:left w:type="dxa" w:w="100"/>
+              <w:bottom w:type="dxa" w:w="60"/>
+              <w:right w:type="dxa" w:w="100"/>
+            </w:tcMar>
+          </w:tcPr>
+          <w:p>
+            <w:pPr>
+              <w:spacing w:after="0" w:line="240"/>
+            </w:pPr>
+            <w:r>
+              <w:rPr>
+                <w:rFonts w:ascii="Calibri" w:cs="Calibri" w:eastAsia="Calibri" w:hAnsi="Calibri"/>
+                <w:b w:val="false"/>
+                <w:bCs w:val="false"/>
+                <w:color w:val="1A1A1A"/>
+                <w:sz w:val="18"/>
+                <w:szCs w:val="18"/>
+              </w:rPr>
+              <w:t>.../work/inventory/manifest.tsv, by-lang/</w:t>
+            </w:r>
+          </w:p>
+        </w:tc>
+        <w:tc>
+          <w:tcPr>
+            <w:tcW w:type="dxa" w:w="1500"/>
+            <w:tcMar>
+              <w:top w:type="dxa" w:w="60"/>
+              <w:left w:type="dxa" w:w="100"/>
+              <w:bottom w:type="dxa" w:w="60"/>
+              <w:right w:type="dxa" w:w="100"/>
+            </w:tcMar>
+          </w:tcPr>
+          <w:p>
+            <w:pPr>
+              <w:spacing w:after="0" w:line="240"/>
+            </w:pPr>
+            <w:r>
+              <w:rPr>
+                <w:rFonts w:ascii="Calibri" w:cs="Calibri" w:eastAsia="Calibri" w:hAnsi="Calibri"/>
+                <w:b w:val="false"/>
+                <w:bCs w:val="false"/>
+                <w:color w:val="1A1A1A"/>
+                <w:sz w:val="18"/>
+                <w:szCs w:val="18"/>
+              </w:rPr>
+              <w:t>No</w:t>
+            </w:r>
+          </w:p>
+        </w:tc>
+        <w:tc>
+          <w:tcPr>
+            <w:tcW w:type="dxa" w:w="3960"/>
+            <w:tcMar>
+              <w:top w:type="dxa" w:w="60"/>
+              <w:left w:type="dxa" w:w="100"/>
+              <w:bottom w:type="dxa" w:w="60"/>
+              <w:right w:type="dxa" w:w="100"/>
+            </w:tcMar>
+          </w:tcPr>
+          <w:p>
+            <w:pPr>
+              <w:spacing w:after="0" w:line="240"/>
+            </w:pPr>
+            <w:r>
+              <w:rPr>
+                <w:rFonts w:ascii="Calibri" w:cs="Calibri" w:eastAsia="Calibri" w:hAnsi="Calibri"/>
+                <w:b w:val="false"/>
+                <w:bCs w:val="false"/>
+                <w:color w:val="1A1A1A"/>
+                <w:sz w:val="18"/>
+                <w:szCs w:val="18"/>
+              </w:rPr>
+              <w:t>Lists of file paths; a filename carries party names, dates, case numbers</w:t>
+            </w:r>
+          </w:p>
+        </w:tc>
+      </w:tr>
+      <w:tr>
+        <w:tc>
+          <w:tcPr>
+            <w:tcW w:type="dxa" w:w="3900"/>
+            <w:tcMar>
+              <w:top w:type="dxa" w:w="60"/>
+              <w:left w:type="dxa" w:w="100"/>
+              <w:bottom w:type="dxa" w:w="60"/>
+              <w:right w:type="dxa" w:w="100"/>
+            </w:tcMar>
+          </w:tcPr>
+          <w:p>
+            <w:pPr>
+              <w:spacing w:after="0" w:line="240"/>
+            </w:pPr>
+            <w:r>
+              <w:rPr>
+                <w:rFonts w:ascii="Calibri" w:cs="Calibri" w:eastAsia="Calibri" w:hAnsi="Calibri"/>
+                <w:b w:val="false"/>
+                <w:bCs w:val="false"/>
+                <w:color w:val="1A1A1A"/>
+                <w:sz w:val="18"/>
+                <w:szCs w:val="18"/>
+              </w:rPr>
+              <w:t>.../work/inventory/summary.txt</w:t>
+            </w:r>
+          </w:p>
+        </w:tc>
+        <w:tc>
+          <w:tcPr>
+            <w:tcW w:type="dxa" w:w="1500"/>
+            <w:tcMar>
+              <w:top w:type="dxa" w:w="60"/>
+              <w:left w:type="dxa" w:w="100"/>
+              <w:bottom w:type="dxa" w:w="60"/>
+              <w:right w:type="dxa" w:w="100"/>
+            </w:tcMar>
+          </w:tcPr>
+          <w:p>
+            <w:pPr>
+              <w:spacing w:after="0" w:line="240"/>
+            </w:pPr>
+            <w:r>
+              <w:rPr>
+                <w:rFonts w:ascii="Calibri" w:cs="Calibri" w:eastAsia="Calibri" w:hAnsi="Calibri"/>
+                <w:b w:val="false"/>
+                <w:bCs w:val="false"/>
+                <w:color w:val="1A1A1A"/>
+                <w:sz w:val="18"/>
+                <w:szCs w:val="18"/>
+              </w:rPr>
+              <w:t>Counts only</w:t>
+            </w:r>
+          </w:p>
+        </w:tc>
+        <w:tc>
+          <w:tcPr>
+            <w:tcW w:type="dxa" w:w="3960"/>
+            <w:tcMar>
+              <w:top w:type="dxa" w:w="60"/>
+              <w:left w:type="dxa" w:w="100"/>
+              <w:bottom w:type="dxa" w:w="60"/>
+              <w:right w:type="dxa" w:w="100"/>
+            </w:tcMar>
+          </w:tcPr>
+          <w:p>
+            <w:pPr>
+              <w:spacing w:after="0" w:line="240"/>
+            </w:pPr>
+            <w:r>
+              <w:rPr>
+                <w:rFonts w:ascii="Calibri" w:cs="Calibri" w:eastAsia="Calibri" w:hAnsi="Calibri"/>
+                <w:b w:val="false"/>
+                <w:bCs w:val="false"/>
+                <w:color w:val="1A1A1A"/>
+                <w:sz w:val="18"/>
+                <w:szCs w:val="18"/>
+              </w:rPr>
+              <w:t>No paths. This is the file that goes to the client</w:t>
+            </w:r>
+          </w:p>
+        </w:tc>
+      </w:tr>
+      <w:tr>
+        <w:tc>
+          <w:tcPr>
+            <w:tcW w:type="dxa" w:w="3900"/>
             <w:shd w:fill="FAF7F3" w:val="clear"/>
             <w:tcMar>
               <w:top w:type="dxa" w:w="60"/>
@@ -1349,7 +1515,7 @@
                 <w:sz w:val="18"/>
                 <w:szCs w:val="18"/>
               </w:rPr>
-              <w:t xml:space="preserve">Ask first</w:t>
+              <w:t>No</w:t>
             </w:r>
           </w:p>
         </w:tc>
@@ -1377,7 +1543,7 @@
                 <w:sz w:val="18"/>
                 <w:szCs w:val="18"/>
               </w:rPr>
-              <w:t xml:space="preserve">General terminology, usually fine</w:t>
+              <w:t>Inside the denied tree. Reaching it needs the container mounted, which the guard already forbids during a session</w:t>
             </w:r>
           </w:p>
         </w:tc>
@@ -1696,7 +1862,7 @@
           <w:sz w:val="21"/>
           <w:szCs w:val="21"/>
         </w:rPr>
-        <w:t xml:space="preserve">It almost never does. The fixture generator produces synthetic Slovene legal documents that exercise every hard case in the pipeline — abbreviations that must not split sentences, case numbers and dates that must pass through untranslated, diacritics, and a 7,000-row table with a realistic repeat structure. Development and debugging should use these exclusively.</w:t>
+        <w:t>It almost never does. The fixture generator produces synthetic Slovene legal documents that exercise every hard case in the pipeline — abbreviations that must not split sentences, case numbers and dates that must pass through untranslated, diacritics, and a 7,000-row table with a realistic repeat structure. It also writes a nested, two-drop, mixed-language tree under fixtures/drop/ — Slovene beside Croatian, English and Armenian, plus a file too short to classify — which is what triage is developed against. Development and debugging should use these exclusively.</w:t>
       </w:r>
     </w:p>
     <w:p>
@@ -4674,6 +4840,62 @@
                 <w:szCs w:val="18"/>
               </w:rPr>
               <w:t xml:space="preserve">Progress output and errors quote source text</w:t>
+            </w:r>
+          </w:p>
+        </w:tc>
+      </w:tr>
+      <w:tr>
+        <w:tc>
+          <w:tcPr>
+            <w:tcW w:type="dxa" w:w="3600"/>
+            <w:tcMar>
+              <w:top w:type="dxa" w:w="60"/>
+              <w:left w:type="dxa" w:w="100"/>
+              <w:bottom w:type="dxa" w:w="60"/>
+              <w:right w:type="dxa" w:w="100"/>
+            </w:tcMar>
+          </w:tcPr>
+          <w:p>
+            <w:pPr>
+              <w:spacing w:after="0" w:line="240"/>
+            </w:pPr>
+            <w:r>
+              <w:rPr>
+                <w:rFonts w:ascii="Calibri" w:cs="Calibri" w:eastAsia="Calibri" w:hAnsi="Calibri"/>
+                <w:b w:val="false"/>
+                <w:bCs w:val="false"/>
+                <w:color w:val="1A1A1A"/>
+                <w:sz w:val="18"/>
+                <w:szCs w:val="18"/>
+              </w:rPr>
+              <w:t>Running tr-inventory over a real drop</w:t>
+            </w:r>
+          </w:p>
+        </w:tc>
+        <w:tc>
+          <w:tcPr>
+            <w:tcW w:type="dxa" w:w="5760"/>
+            <w:tcMar>
+              <w:top w:type="dxa" w:w="60"/>
+              <w:left w:type="dxa" w:w="100"/>
+              <w:bottom w:type="dxa" w:w="60"/>
+              <w:right w:type="dxa" w:w="100"/>
+            </w:tcMar>
+          </w:tcPr>
+          <w:p>
+            <w:pPr>
+              <w:spacing w:after="0" w:line="240"/>
+            </w:pPr>
+            <w:r>
+              <w:rPr>
+                <w:rFonts w:ascii="Calibri" w:cs="Calibri" w:eastAsia="Calibri" w:hAnsi="Calibri"/>
+                <w:b w:val="false"/>
+                <w:bCs w:val="false"/>
+                <w:color w:val="1A1A1A"/>
+                <w:sz w:val="18"/>
+                <w:szCs w:val="18"/>
+              </w:rPr>
+              <w:t>It opens every client file to detect its language</w:t>
             </w:r>
           </w:p>
         </w:tc>

--- a/02-claude-code-handover.docx
+++ b/02-claude-code-handover.docx
@@ -2193,7 +2193,7 @@
           <w:sz w:val="17"/>
           <w:szCs w:val="17"/>
         </w:rPr>
-        <w:t xml:space="preserve">unzip</w:t>
+        <w:t xml:space="preserve">git clone</w:t>
       </w:r>
       <w:r>
         <w:rPr>
@@ -2211,7 +2211,7 @@
           <w:sz w:val="17"/>
           <w:szCs w:val="17"/>
         </w:rPr>
-        <w:t xml:space="preserve">translation-tools.zip</w:t>
+        <w:t xml:space="preserve">git@github.com:hmbseaotter/offline-translation-kit.git</w:t>
       </w:r>
       <w:r>
         <w:rPr>
@@ -2229,7 +2229,7 @@
           <w:sz w:val="17"/>
           <w:szCs w:val="17"/>
         </w:rPr>
-        <w:t xml:space="preserve">-d</w:t>
+        <w:t xml:space="preserve"/>
       </w:r>
       <w:r>
         <w:rPr>

--- a/02-claude-code-handover.docx
+++ b/02-claude-code-handover.docx
@@ -2793,7 +2793,7 @@
                 <w:sz w:val="18"/>
                 <w:szCs w:val="18"/>
               </w:rPr>
-              <w:t xml:space="preserve">tr-status runs and reports an empty source directory</w:t>
+              <w:t>DONE. Dependencies land in a venv the scripts now re-exec into</w:t>
             </w:r>
           </w:p>
         </w:tc>
@@ -2879,7 +2879,7 @@
                 <w:sz w:val="18"/>
                 <w:szCs w:val="18"/>
               </w:rPr>
-              <w:t xml:space="preserve">free -h shows 8.0Gi</w:t>
+              <w:t>DONE. free -h shows 8.0Gi; persists via fstab</w:t>
             </w:r>
           </w:p>
         </w:tc>
@@ -2962,7 +2962,7 @@
                 <w:sz w:val="18"/>
                 <w:szCs w:val="18"/>
               </w:rPr>
-              <w:t xml:space="preserve">ollama list shows gams3:q8</w:t>
+              <w:t>DONE. gams3:q8 registered, 12.5 GB</w:t>
             </w:r>
           </w:p>
         </w:tc>
@@ -3048,7 +3048,7 @@
                 <w:sz w:val="18"/>
                 <w:szCs w:val="18"/>
               </w:rPr>
-              <w:t xml:space="preserve">Translated fixtures appear; tr-lint produces a report</w:t>
+              <w:t>DONE. 3 documents translated, lint report clean</w:t>
             </w:r>
           </w:p>
         </w:tc>
@@ -3131,7 +3131,7 @@
                 <w:sz w:val="18"/>
                 <w:szCs w:val="18"/>
               </w:rPr>
-              <w:t xml:space="preserve">Two tok/s figures recorded from --verbose</w:t>
+              <w:t>DONE. Prefill 7.00, generation 2.20, sustained 0.81 tok/s</w:t>
             </w:r>
           </w:p>
         </w:tc>
@@ -3217,7 +3217,7 @@
                 <w:sz w:val="18"/>
                 <w:szCs w:val="18"/>
               </w:rPr>
-              <w:t xml:space="preserve">Either a transcription, or a definite failure documented</w:t>
+              <w:t>DONE. Transcribed 97.3%; every case number, amount, date and diacritic exact</w:t>
             </w:r>
           </w:p>
         </w:tc>
@@ -3300,7 +3300,7 @@
                 <w:sz w:val="18"/>
                 <w:szCs w:val="18"/>
               </w:rPr>
-              <w:t xml:space="preserve">No segment splits at št. čl. odst. d.o.o.</w:t>
+              <w:t>DONE. 11/11, after fixing spaced forms such as d. o. o.</w:t>
             </w:r>
           </w:p>
         </w:tc>
@@ -3386,7 +3386,7 @@
                 <w:sz w:val="18"/>
                 <w:szCs w:val="18"/>
               </w:rPr>
-              <w:t xml:space="preserve">lsblk output interpreted, decision recorded</w:t>
+              <w:t>ANSWERED, decision outstanding. The root filesystem is plain ext4 - not encrypted</w:t>
             </w:r>
           </w:p>
         </w:tc>
@@ -3469,7 +3469,7 @@
                 <w:sz w:val="18"/>
                 <w:szCs w:val="18"/>
               </w:rPr>
-              <w:t xml:space="preserve">ollama list shows no -cloud tags</w:t>
+              <w:t>DONE. No -cloud tags</w:t>
             </w:r>
           </w:p>
         </w:tc>
@@ -3555,7 +3555,7 @@
                 <w:sz w:val="18"/>
                 <w:szCs w:val="18"/>
               </w:rPr>
-              <w:t xml:space="preserve">A fixture batch survives a lid close</w:t>
+              <w:t>DONE. A batch ran through a 3-and-a-half-minute lid close</w:t>
             </w:r>
           </w:p>
         </w:tc>
@@ -3572,7 +3572,49 @@
           <w:sz w:val="21"/>
           <w:szCs w:val="21"/>
         </w:rPr>
-        <w:t xml:space="preserve">Task 5 replaces every throughput estimate in the earlier documents with measurement. Task 6 is the highest-value experiment: if vision input works, the dual-engine OCR cross-check becomes available and the largest risk in the project gets materially smaller.</w:t>
+        <w:t>Task 5 replaced every throughput estimate in the earlier documents with measurement, and the numbers were worse than assumed: 0.81 output tokens per second sustained, against the 4 the planning arithmetic used - optimistic by roughly five times. Most of a segment's cost is not generation but re-reading the system prompt, about 28 seconds of every 48, paid whether the segment is a sentence or two words.</w:t>
+      </w:r>
+    </w:p>
+    <w:p>
+      <w:pPr>
+        <w:spacing w:after="120" w:line="264"/>
+      </w:pPr>
+      <w:r>
+        <w:rPr>
+          <w:rFonts w:ascii="Calibri" w:cs="Calibri" w:eastAsia="Calibri" w:hAnsi="Calibri"/>
+          <w:color w:val="1A1A1A"/>
+          <w:sz w:val="21"/>
+          <w:szCs w:val="21"/>
+        </w:rPr>
+        <w:t>Task 6 succeeded, so the dual-engine OCR cross-check is available rather than hypothetical. The vision model also read a table correctly where the PDF text layer did not, keeping each label with its value instead of flattening headers away from the figures. It costs about 6.7 minutes a page, so it belongs on pages that warrant it rather than on all of them.</w:t>
+      </w:r>
+    </w:p>
+    <w:p>
+      <w:pPr>
+        <w:spacing w:after="120" w:line="264"/>
+      </w:pPr>
+      <w:r>
+        <w:rPr>
+          <w:rFonts w:ascii="Calibri" w:cs="Calibri" w:eastAsia="Calibri" w:hAnsi="Calibri"/>
+          <w:color w:val="1A1A1A"/>
+          <w:sz w:val="21"/>
+          <w:szCs w:val="21"/>
+        </w:rPr>
+        <w:t>Task 8 has its answer but not its decision: the disk is not encrypted, so the container is the only protection and anything outside it - including the reference documents and any file copied out for review - is in the clear.</w:t>
+      </w:r>
+    </w:p>
+    <w:p>
+      <w:pPr>
+        <w:spacing w:after="120" w:line="264"/>
+      </w:pPr>
+      <w:r>
+        <w:rPr>
+          <w:rFonts w:ascii="Calibri" w:cs="Calibri" w:eastAsia="Calibri" w:hAnsi="Calibri"/>
+          <w:color w:val="1A1A1A"/>
+          <w:sz w:val="21"/>
+          <w:szCs w:val="21"/>
+        </w:rPr>
+        <w:t>Three findings came out of the work that were not on the list, and each is recorded in the manual: the pipeline must convert dates, amounts and times to English convention rather than reproduce them (S4.3); the model completes famous statutory provisions from memory, which no prompt prevented and no deterministic check can see (S8.1); and a client drop is not one language, so triage runs before translation (S4.1).</w:t>
       </w:r>
     </w:p>
     <w:p>

--- a/02-claude-code-handover.docx
+++ b/02-claude-code-handover.docx
@@ -3386,7 +3386,7 @@
                 <w:sz w:val="18"/>
                 <w:szCs w:val="18"/>
               </w:rPr>
-              <w:t>ANSWERED, decision outstanding. The root filesystem is plain ext4 - not encrypted</w:t>
+              <w:t>DONE. Root is plain ext4; container-only accepted as a recorded decision (manual S13)</w:t>
             </w:r>
           </w:p>
         </w:tc>
@@ -3600,7 +3600,7 @@
           <w:sz w:val="21"/>
           <w:szCs w:val="21"/>
         </w:rPr>
-        <w:t>Task 8 has its answer but not its decision: the disk is not encrypted, so the container is the only protection and anything outside it - including the reference documents and any file copied out for review - is in the clear.</w:t>
+        <w:t>Task 8 is settled rather than merely answered. The disk is not encrypted and will not be: retrofitting means re-encrypting in place or reinstalling, and the container is what protects the case material at rest. The residual risk is accepted and recorded in manual S13 - swap, temporary files and anything copied out for review are in the clear, as is everything while the container is open.</w:t>
       </w:r>
     </w:p>
     <w:p>

--- a/02-claude-code-handover.docx
+++ b/02-claude-code-handover.docx
@@ -32,7 +32,7 @@
           <w:sz w:val="18"/>
           <w:szCs w:val="18"/>
         </w:rPr>
-        <w:t>2026-08-01  ·  Companion to the Operating Manual v1.2  ·  Read S2 before starting a session</w:t>
+        <w:t>2026-08-02  ·  Companion to the Operating Manual v1.3  ·  Read S2 before starting a session</w:t>
       </w:r>
     </w:p>
     <w:p>

--- a/02-claude-code-handover.docx
+++ b/02-claude-code-handover.docx
@@ -2211,7 +2211,7 @@
           <w:sz w:val="17"/>
           <w:szCs w:val="17"/>
         </w:rPr>
-        <w:t xml:space="preserve">git@github.com:hmbseaotter/offline-translation-kit.git</w:t>
+        <w:t>git@github.com:hmbseaotter/offline-legal-translation.git</w:t>
       </w:r>
       <w:r>
         <w:rPr>

--- a/02-claude-code-handover.docx
+++ b/02-claude-code-handover.docx
@@ -3645,94 +3645,7 @@
           <w:sz w:val="21"/>
           <w:szCs w:val="21"/>
         </w:rPr>
-        <w:t>Iterating on the pipeline against a 13 GB model at four tokens per second is slow and unnecessary. A mock server that mimics the Ollama API makes the whole pipeline testable in seconds, and lets you inject deliberate faults to confirm the linter catches them. Run the fixture corpus through it after any change to segmentation, the non-translatable patterns or the workers: the whole set completes in seconds and tr-lint reports the injected NUM fault. It does not tell you anything about the model — that is task 5.</w:t>
-      </w:r>
-    </w:p>
-    <w:p>
-      <w:pPr>
-        <w:pBdr>
-          <w:top w:val="single" w:color="E2D8C8" w:sz="2" w:space="3"/>
-          <w:left w:val="single" w:color="C15E3C" w:sz="12" w:space="8"/>
-        </w:pBdr>
-        <w:shd w:fill="F7F2E9" w:val="clear"/>
-        <w:spacing w:after="0" w:before="40" w:line="240"/>
-        <w:ind w:left="259"/>
-      </w:pPr>
-      <w:r>
-        <w:rPr>
-          <w:rFonts w:ascii="Consolas" w:cs="Consolas" w:eastAsia="Consolas" w:hAnsi="Consolas"/>
-          <w:b/>
-          <w:bCs/>
-          <w:color w:val="A8432A"/>
-          <w:sz w:val="17"/>
-          <w:szCs w:val="17"/>
-        </w:rPr>
-        <w:t xml:space="preserve">cat</w:t>
-      </w:r>
-      <w:r>
-        <w:rPr>
-          <w:rFonts w:ascii="Consolas" w:cs="Consolas" w:eastAsia="Consolas" w:hAnsi="Consolas"/>
-          <w:color w:val="35322E"/>
-          <w:sz w:val="17"/>
-          <w:szCs w:val="17"/>
-        </w:rPr>
-        <w:t xml:space="preserve"> </w:t>
-      </w:r>
-      <w:r>
-        <w:rPr>
-          <w:rFonts w:ascii="Consolas" w:cs="Consolas" w:eastAsia="Consolas" w:hAnsi="Consolas"/>
-          <w:color w:val="A39C90"/>
-          <w:sz w:val="17"/>
-          <w:szCs w:val="17"/>
-        </w:rPr>
-        <w:t xml:space="preserve">&gt;</w:t>
-      </w:r>
-      <w:r>
-        <w:rPr>
-          <w:rFonts w:ascii="Consolas" w:cs="Consolas" w:eastAsia="Consolas" w:hAnsi="Consolas"/>
-          <w:color w:val="35322E"/>
-          <w:sz w:val="17"/>
-          <w:szCs w:val="17"/>
-        </w:rPr>
-        <w:t xml:space="preserve"> </w:t>
-      </w:r>
-      <w:r>
-        <w:rPr>
-          <w:rFonts w:ascii="Consolas" w:cs="Consolas" w:eastAsia="Consolas" w:hAnsi="Consolas"/>
-          <w:b/>
-          <w:bCs/>
-          <w:color w:val="A8432A"/>
-          <w:sz w:val="17"/>
-          <w:szCs w:val="17"/>
-        </w:rPr>
-        <w:t xml:space="preserve">/tmp/mock_ollama.py</w:t>
-      </w:r>
-      <w:r>
-        <w:rPr>
-          <w:rFonts w:ascii="Consolas" w:cs="Consolas" w:eastAsia="Consolas" w:hAnsi="Consolas"/>
-          <w:color w:val="35322E"/>
-          <w:sz w:val="17"/>
-          <w:szCs w:val="17"/>
-        </w:rPr>
-        <w:t xml:space="preserve"> </w:t>
-      </w:r>
-      <w:r>
-        <w:rPr>
-          <w:rFonts w:ascii="Consolas" w:cs="Consolas" w:eastAsia="Consolas" w:hAnsi="Consolas"/>
-          <w:color w:val="A39C90"/>
-          <w:sz w:val="17"/>
-          <w:szCs w:val="17"/>
-        </w:rPr>
-        <w:t xml:space="preserve">&lt;&lt;</w:t>
-      </w:r>
-      <w:r>
-        <w:rPr>
-          <w:rFonts w:ascii="Consolas" w:cs="Consolas" w:eastAsia="Consolas" w:hAnsi="Consolas"/>
-          <w:color w:val="3F7A44"/>
-          <w:sz w:val="17"/>
-          <w:szCs w:val="17"/>
-        </w:rPr>
-        <w:t xml:space="preserve">'EOF'</w:t>
+        <w:t>Iterating on the pipeline against a local model is slow and unnecessary. The kit ships a stand-in for the Ollama API, tests/mock_ollama.py, and a regression suite that uses it: tests/run builds invented documents in a throwaway root, answers the model's requests by rule — including /api/tags, which tr-run checks before it starts — and exercises the workers, tr-lint, tr-ref and the staleness checks in under a minute. Run it before every commit; a fix arrives with a test that fails without it. It tells you nothing about the model — that is task 5.</w:t>
       </w:r>
     </w:p>
     <w:p>
@@ -3746,50 +3659,28 @@
       </w:pPr>
       <w:r>
         <w:rPr>
-          <w:rFonts w:ascii="Consolas" w:cs="Consolas" w:eastAsia="Consolas" w:hAnsi="Consolas"/>
+          <w:rFonts w:ascii="Consolas" w:hAnsi="Consolas"/>
           <w:b/>
-          <w:bCs/>
           <w:color w:val="A8432A"/>
           <w:sz w:val="17"/>
-          <w:szCs w:val="17"/>
-        </w:rPr>
-        <w:t xml:space="preserve">import</w:t>
-      </w:r>
-      <w:r>
-        <w:rPr>
-          <w:rFonts w:ascii="Consolas" w:cs="Consolas" w:eastAsia="Consolas" w:hAnsi="Consolas"/>
-          <w:color w:val="35322E"/>
-          <w:sz w:val="17"/>
-          <w:szCs w:val="17"/>
+        </w:rPr>
+        <w:t>cd</w:t>
+      </w:r>
+      <w:r>
+        <w:rPr>
+          <w:rFonts w:ascii="Consolas" w:hAnsi="Consolas"/>
+          <w:color w:val="35322E"/>
+          <w:sz w:val="17"/>
         </w:rPr>
         <w:t xml:space="preserve"> </w:t>
       </w:r>
       <w:r>
         <w:rPr>
-          <w:rFonts w:ascii="Consolas" w:cs="Consolas" w:eastAsia="Consolas" w:hAnsi="Consolas"/>
-          <w:color w:val="35322E"/>
-          <w:sz w:val="17"/>
-          <w:szCs w:val="17"/>
-        </w:rPr>
-        <w:t xml:space="preserve">json,</w:t>
-      </w:r>
-      <w:r>
-        <w:rPr>
-          <w:rFonts w:ascii="Consolas" w:cs="Consolas" w:eastAsia="Consolas" w:hAnsi="Consolas"/>
-          <w:color w:val="35322E"/>
-          <w:sz w:val="17"/>
-          <w:szCs w:val="17"/>
-        </w:rPr>
-        <w:t xml:space="preserve"> </w:t>
-      </w:r>
-      <w:r>
-        <w:rPr>
-          <w:rFonts w:ascii="Consolas" w:cs="Consolas" w:eastAsia="Consolas" w:hAnsi="Consolas"/>
-          <w:color w:val="35322E"/>
-          <w:sz w:val="17"/>
-          <w:szCs w:val="17"/>
-        </w:rPr>
-        <w:t xml:space="preserve">http.server</w:t>
+          <w:rFonts w:ascii="Consolas" w:hAnsi="Consolas"/>
+          <w:color w:val="3F7A44"/>
+          <w:sz w:val="17"/>
+        </w:rPr>
+        <w:t>"$KIT"</w:t>
       </w:r>
     </w:p>
     <w:p>
@@ -3810,25 +3701,7 @@
           <w:sz w:val="17"/>
           <w:szCs w:val="17"/>
         </w:rPr>
-        <w:t xml:space="preserve">class</w:t>
-      </w:r>
-      <w:r>
-        <w:rPr>
-          <w:rFonts w:ascii="Consolas" w:cs="Consolas" w:eastAsia="Consolas" w:hAnsi="Consolas"/>
-          <w:color w:val="35322E"/>
-          <w:sz w:val="17"/>
-          <w:szCs w:val="17"/>
-        </w:rPr>
-        <w:t xml:space="preserve"> </w:t>
-      </w:r>
-      <w:r>
-        <w:rPr>
-          <w:rFonts w:ascii="Consolas" w:cs="Consolas" w:eastAsia="Consolas" w:hAnsi="Consolas"/>
-          <w:color w:val="35322E"/>
-          <w:sz w:val="17"/>
-          <w:szCs w:val="17"/>
-        </w:rPr>
-        <w:t xml:space="preserve">H(http.server.BaseHTTPRequestHandler):</w:t>
+        <w:t xml:space="preserve">tests/run                    # every test, about a minute</w:t>
       </w:r>
     </w:p>
     <w:p>
@@ -3843,58 +3716,13 @@
       <w:r>
         <w:rPr>
           <w:rFonts w:ascii="Consolas" w:cs="Consolas" w:eastAsia="Consolas" w:hAnsi="Consolas"/>
-          <w:color w:val="35322E"/>
-          <w:sz w:val="17"/>
-          <w:szCs w:val="17"/>
-        </w:rPr>
-        <w:t xml:space="preserve">    </w:t>
-      </w:r>
-      <w:r>
-        <w:rPr>
-          <w:rFonts w:ascii="Consolas" w:cs="Consolas" w:eastAsia="Consolas" w:hAnsi="Consolas"/>
           <w:b/>
           <w:bCs/>
           <w:color w:val="A8432A"/>
           <w:sz w:val="17"/>
           <w:szCs w:val="17"/>
         </w:rPr>
-        <w:t xml:space="preserve">def</w:t>
-      </w:r>
-      <w:r>
-        <w:rPr>
-          <w:rFonts w:ascii="Consolas" w:cs="Consolas" w:eastAsia="Consolas" w:hAnsi="Consolas"/>
-          <w:color w:val="35322E"/>
-          <w:sz w:val="17"/>
-          <w:szCs w:val="17"/>
-        </w:rPr>
-        <w:t xml:space="preserve"> </w:t>
-      </w:r>
-      <w:r>
-        <w:rPr>
-          <w:rFonts w:ascii="Consolas" w:cs="Consolas" w:eastAsia="Consolas" w:hAnsi="Consolas"/>
-          <w:color w:val="35322E"/>
-          <w:sz w:val="17"/>
-          <w:szCs w:val="17"/>
-        </w:rPr>
-        <w:t xml:space="preserve">log_message(self,*a):</w:t>
-      </w:r>
-      <w:r>
-        <w:rPr>
-          <w:rFonts w:ascii="Consolas" w:cs="Consolas" w:eastAsia="Consolas" w:hAnsi="Consolas"/>
-          <w:color w:val="35322E"/>
-          <w:sz w:val="17"/>
-          <w:szCs w:val="17"/>
-        </w:rPr>
-        <w:t xml:space="preserve"> </w:t>
-      </w:r>
-      <w:r>
-        <w:rPr>
-          <w:rFonts w:ascii="Consolas" w:cs="Consolas" w:eastAsia="Consolas" w:hAnsi="Consolas"/>
-          <w:color w:val="35322E"/>
-          <w:sz w:val="17"/>
-          <w:szCs w:val="17"/>
-        </w:rPr>
-        <w:t xml:space="preserve">pass</w:t>
+        <w:t xml:space="preserve">tests/run test_numbers       # one module</w:t>
       </w:r>
     </w:p>
     <w:p>
@@ -3909,817 +3737,13 @@
       <w:r>
         <w:rPr>
           <w:rFonts w:ascii="Consolas" w:cs="Consolas" w:eastAsia="Consolas" w:hAnsi="Consolas"/>
-          <w:color w:val="35322E"/>
-          <w:sz w:val="17"/>
-          <w:szCs w:val="17"/>
-        </w:rPr>
-        <w:t xml:space="preserve">    </w:t>
-      </w:r>
-      <w:r>
-        <w:rPr>
-          <w:rFonts w:ascii="Consolas" w:cs="Consolas" w:eastAsia="Consolas" w:hAnsi="Consolas"/>
           <w:b/>
           <w:bCs/>
           <w:color w:val="A8432A"/>
           <w:sz w:val="17"/>
           <w:szCs w:val="17"/>
         </w:rPr>
-        <w:t xml:space="preserve">def</w:t>
-      </w:r>
-      <w:r>
-        <w:rPr>
-          <w:rFonts w:ascii="Consolas" w:cs="Consolas" w:eastAsia="Consolas" w:hAnsi="Consolas"/>
-          <w:color w:val="35322E"/>
-          <w:sz w:val="17"/>
-          <w:szCs w:val="17"/>
-        </w:rPr>
-        <w:t xml:space="preserve"> </w:t>
-      </w:r>
-      <w:r>
-        <w:rPr>
-          <w:rFonts w:ascii="Consolas" w:cs="Consolas" w:eastAsia="Consolas" w:hAnsi="Consolas"/>
-          <w:color w:val="35322E"/>
-          <w:sz w:val="17"/>
-          <w:szCs w:val="17"/>
-        </w:rPr>
-        <w:t xml:space="preserve">do_POST(self):</w:t>
-      </w:r>
-    </w:p>
-    <w:p>
-      <w:pPr>
-        <w:pBdr>
-          <w:left w:val="single" w:color="C15E3C" w:sz="12" w:space="8"/>
-        </w:pBdr>
-        <w:shd w:fill="F7F2E9" w:val="clear"/>
-        <w:spacing w:after="0" w:before="0" w:line="240"/>
-        <w:ind w:left="259"/>
-      </w:pPr>
-      <w:r>
-        <w:rPr>
-          <w:rFonts w:ascii="Consolas" w:cs="Consolas" w:eastAsia="Consolas" w:hAnsi="Consolas"/>
-          <w:color w:val="35322E"/>
-          <w:sz w:val="17"/>
-          <w:szCs w:val="17"/>
-        </w:rPr>
-        <w:t xml:space="preserve">        </w:t>
-      </w:r>
-      <w:r>
-        <w:rPr>
-          <w:rFonts w:ascii="Consolas" w:cs="Consolas" w:eastAsia="Consolas" w:hAnsi="Consolas"/>
-          <w:color w:val="8A4B9E"/>
-          <w:sz w:val="17"/>
-          <w:szCs w:val="17"/>
-        </w:rPr>
-        <w:t xml:space="preserve">n=</w:t>
-      </w:r>
-      <w:r>
-        <w:rPr>
-          <w:rFonts w:ascii="Consolas" w:cs="Consolas" w:eastAsia="Consolas" w:hAnsi="Consolas"/>
-          <w:color w:val="35322E"/>
-          <w:sz w:val="17"/>
-          <w:szCs w:val="17"/>
-        </w:rPr>
-        <w:t xml:space="preserve">int(self.headers["Content-Length"])</w:t>
-      </w:r>
-    </w:p>
-    <w:p>
-      <w:pPr>
-        <w:pBdr>
-          <w:left w:val="single" w:color="C15E3C" w:sz="12" w:space="8"/>
-        </w:pBdr>
-        <w:shd w:fill="F7F2E9" w:val="clear"/>
-        <w:spacing w:after="0" w:before="0" w:line="240"/>
-        <w:ind w:left="259"/>
-      </w:pPr>
-      <w:r>
-        <w:rPr>
-          <w:rFonts w:ascii="Consolas" w:cs="Consolas" w:eastAsia="Consolas" w:hAnsi="Consolas"/>
-          <w:color w:val="35322E"/>
-          <w:sz w:val="17"/>
-          <w:szCs w:val="17"/>
-        </w:rPr>
-        <w:t xml:space="preserve">        </w:t>
-      </w:r>
-      <w:r>
-        <w:rPr>
-          <w:rFonts w:ascii="Consolas" w:cs="Consolas" w:eastAsia="Consolas" w:hAnsi="Consolas"/>
-          <w:color w:val="8A4B9E"/>
-          <w:sz w:val="17"/>
-          <w:szCs w:val="17"/>
-        </w:rPr>
-        <w:t xml:space="preserve">d=</w:t>
-      </w:r>
-      <w:r>
-        <w:rPr>
-          <w:rFonts w:ascii="Consolas" w:cs="Consolas" w:eastAsia="Consolas" w:hAnsi="Consolas"/>
-          <w:color w:val="35322E"/>
-          <w:sz w:val="17"/>
-          <w:szCs w:val="17"/>
-        </w:rPr>
-        <w:t xml:space="preserve">json.loads(self.rfile.read(n));</w:t>
-      </w:r>
-      <w:r>
-        <w:rPr>
-          <w:rFonts w:ascii="Consolas" w:cs="Consolas" w:eastAsia="Consolas" w:hAnsi="Consolas"/>
-          <w:color w:val="35322E"/>
-          <w:sz w:val="17"/>
-          <w:szCs w:val="17"/>
-        </w:rPr>
-        <w:t xml:space="preserve"> </w:t>
-      </w:r>
-      <w:r>
-        <w:rPr>
-          <w:rFonts w:ascii="Consolas" w:cs="Consolas" w:eastAsia="Consolas" w:hAnsi="Consolas"/>
-          <w:color w:val="8A4B9E"/>
-          <w:sz w:val="17"/>
-          <w:szCs w:val="17"/>
-        </w:rPr>
-        <w:t xml:space="preserve">p=</w:t>
-      </w:r>
-      <w:r>
-        <w:rPr>
-          <w:rFonts w:ascii="Consolas" w:cs="Consolas" w:eastAsia="Consolas" w:hAnsi="Consolas"/>
-          <w:color w:val="35322E"/>
-          <w:sz w:val="17"/>
-          <w:szCs w:val="17"/>
-        </w:rPr>
-        <w:t xml:space="preserve">d["prompt"]</w:t>
-      </w:r>
-    </w:p>
-    <w:p>
-      <w:pPr>
-        <w:pBdr>
-          <w:left w:val="single" w:color="C15E3C" w:sz="12" w:space="8"/>
-        </w:pBdr>
-        <w:shd w:fill="F7F2E9" w:val="clear"/>
-        <w:spacing w:after="0" w:before="0" w:line="240"/>
-        <w:ind w:left="259"/>
-      </w:pPr>
-      <w:r>
-        <w:rPr>
-          <w:rFonts w:ascii="Consolas" w:cs="Consolas" w:eastAsia="Consolas" w:hAnsi="Consolas"/>
-          <w:color w:val="35322E"/>
-          <w:sz w:val="17"/>
-          <w:szCs w:val="17"/>
-        </w:rPr>
-        <w:t xml:space="preserve">        </w:t>
-      </w:r>
-      <w:r>
-        <w:rPr>
-          <w:rFonts w:ascii="Consolas" w:cs="Consolas" w:eastAsia="Consolas" w:hAnsi="Consolas"/>
-          <w:b/>
-          <w:bCs/>
-          <w:color w:val="A8432A"/>
-          <w:sz w:val="17"/>
-          <w:szCs w:val="17"/>
-        </w:rPr>
-        <w:t xml:space="preserve">if</w:t>
-      </w:r>
-      <w:r>
-        <w:rPr>
-          <w:rFonts w:ascii="Consolas" w:cs="Consolas" w:eastAsia="Consolas" w:hAnsi="Consolas"/>
-          <w:color w:val="35322E"/>
-          <w:sz w:val="17"/>
-          <w:szCs w:val="17"/>
-        </w:rPr>
-        <w:t xml:space="preserve"> </w:t>
-      </w:r>
-      <w:r>
-        <w:rPr>
-          <w:rFonts w:ascii="Consolas" w:cs="Consolas" w:eastAsia="Consolas" w:hAnsi="Consolas"/>
-          <w:color w:val="3F7A44"/>
-          <w:sz w:val="17"/>
-          <w:szCs w:val="17"/>
-        </w:rPr>
-        <w:t xml:space="preserve">"211"</w:t>
-      </w:r>
-      <w:r>
-        <w:rPr>
-          <w:rFonts w:ascii="Consolas" w:cs="Consolas" w:eastAsia="Consolas" w:hAnsi="Consolas"/>
-          <w:color w:val="35322E"/>
-          <w:sz w:val="17"/>
-          <w:szCs w:val="17"/>
-        </w:rPr>
-        <w:t xml:space="preserve"> </w:t>
-      </w:r>
-      <w:r>
-        <w:rPr>
-          <w:rFonts w:ascii="Consolas" w:cs="Consolas" w:eastAsia="Consolas" w:hAnsi="Consolas"/>
-          <w:color w:val="35322E"/>
-          <w:sz w:val="17"/>
-          <w:szCs w:val="17"/>
-        </w:rPr>
-        <w:t xml:space="preserve">in</w:t>
-      </w:r>
-      <w:r>
-        <w:rPr>
-          <w:rFonts w:ascii="Consolas" w:cs="Consolas" w:eastAsia="Consolas" w:hAnsi="Consolas"/>
-          <w:color w:val="35322E"/>
-          <w:sz w:val="17"/>
-          <w:szCs w:val="17"/>
-        </w:rPr>
-        <w:t xml:space="preserve"> </w:t>
-      </w:r>
-      <w:r>
-        <w:rPr>
-          <w:rFonts w:ascii="Consolas" w:cs="Consolas" w:eastAsia="Consolas" w:hAnsi="Consolas"/>
-          <w:color w:val="35322E"/>
-          <w:sz w:val="17"/>
-          <w:szCs w:val="17"/>
-        </w:rPr>
-        <w:t xml:space="preserve">p:</w:t>
-      </w:r>
-      <w:r>
-        <w:rPr>
-          <w:rFonts w:ascii="Consolas" w:cs="Consolas" w:eastAsia="Consolas" w:hAnsi="Consolas"/>
-          <w:color w:val="35322E"/>
-          <w:sz w:val="17"/>
-          <w:szCs w:val="17"/>
-        </w:rPr>
-        <w:t xml:space="preserve"> </w:t>
-      </w:r>
-      <w:r>
-        <w:rPr>
-          <w:rFonts w:ascii="Consolas" w:cs="Consolas" w:eastAsia="Consolas" w:hAnsi="Consolas"/>
-          <w:color w:val="35322E"/>
-          <w:sz w:val="17"/>
-          <w:szCs w:val="17"/>
-        </w:rPr>
-        <w:t xml:space="preserve">out=p.replace("211","")</w:t>
-      </w:r>
-      <w:r>
-        <w:rPr>
-          <w:rFonts w:ascii="Consolas" w:cs="Consolas" w:eastAsia="Consolas" w:hAnsi="Consolas"/>
-          <w:color w:val="35322E"/>
-          <w:sz w:val="17"/>
-          <w:szCs w:val="17"/>
-        </w:rPr>
-        <w:t xml:space="preserve">      </w:t>
-      </w:r>
-      <w:r>
-        <w:rPr>
-          <w:rFonts w:ascii="Consolas" w:cs="Consolas" w:eastAsia="Consolas" w:hAnsi="Consolas"/>
-          <w:i/>
-          <w:iCs/>
-          <w:color w:val="8C8578"/>
-          <w:sz w:val="17"/>
-          <w:szCs w:val="17"/>
-        </w:rPr>
-        <w:t xml:space="preserve"># fault: lost number</w:t>
-      </w:r>
-    </w:p>
-    <w:p>
-      <w:pPr>
-        <w:pBdr>
-          <w:left w:val="single" w:color="C15E3C" w:sz="12" w:space="8"/>
-        </w:pBdr>
-        <w:shd w:fill="F7F2E9" w:val="clear"/>
-        <w:spacing w:after="0" w:before="0" w:line="240"/>
-        <w:ind w:left="259"/>
-      </w:pPr>
-      <w:r>
-        <w:rPr>
-          <w:rFonts w:ascii="Consolas" w:cs="Consolas" w:eastAsia="Consolas" w:hAnsi="Consolas"/>
-          <w:color w:val="35322E"/>
-          <w:sz w:val="17"/>
-          <w:szCs w:val="17"/>
-        </w:rPr>
-        <w:t xml:space="preserve">        </w:t>
-      </w:r>
-      <w:r>
-        <w:rPr>
-          <w:rFonts w:ascii="Consolas" w:cs="Consolas" w:eastAsia="Consolas" w:hAnsi="Consolas"/>
-          <w:b/>
-          <w:bCs/>
-          <w:color w:val="A8432A"/>
-          <w:sz w:val="17"/>
-          <w:szCs w:val="17"/>
-        </w:rPr>
-        <w:t xml:space="preserve">else:</w:t>
-      </w:r>
-      <w:r>
-        <w:rPr>
-          <w:rFonts w:ascii="Consolas" w:cs="Consolas" w:eastAsia="Consolas" w:hAnsi="Consolas"/>
-          <w:color w:val="35322E"/>
-          <w:sz w:val="17"/>
-          <w:szCs w:val="17"/>
-        </w:rPr>
-        <w:t xml:space="preserve"> </w:t>
-      </w:r>
-      <w:r>
-        <w:rPr>
-          <w:rFonts w:ascii="Consolas" w:cs="Consolas" w:eastAsia="Consolas" w:hAnsi="Consolas"/>
-          <w:color w:val="35322E"/>
-          <w:sz w:val="17"/>
-          <w:szCs w:val="17"/>
-        </w:rPr>
-        <w:t xml:space="preserve">out="EN["+p+"]"</w:t>
-      </w:r>
-    </w:p>
-    <w:p>
-      <w:pPr>
-        <w:pBdr>
-          <w:left w:val="single" w:color="C15E3C" w:sz="12" w:space="8"/>
-        </w:pBdr>
-        <w:shd w:fill="F7F2E9" w:val="clear"/>
-        <w:spacing w:after="0" w:before="0" w:line="240"/>
-        <w:ind w:left="259"/>
-      </w:pPr>
-      <w:r>
-        <w:rPr>
-          <w:rFonts w:ascii="Consolas" w:cs="Consolas" w:eastAsia="Consolas" w:hAnsi="Consolas"/>
-          <w:color w:val="35322E"/>
-          <w:sz w:val="17"/>
-          <w:szCs w:val="17"/>
-        </w:rPr>
-        <w:t xml:space="preserve">        </w:t>
-      </w:r>
-      <w:r>
-        <w:rPr>
-          <w:rFonts w:ascii="Consolas" w:cs="Consolas" w:eastAsia="Consolas" w:hAnsi="Consolas"/>
-          <w:color w:val="8A4B9E"/>
-          <w:sz w:val="17"/>
-          <w:szCs w:val="17"/>
-        </w:rPr>
-        <w:t xml:space="preserve">b=</w:t>
-      </w:r>
-      <w:r>
-        <w:rPr>
-          <w:rFonts w:ascii="Consolas" w:cs="Consolas" w:eastAsia="Consolas" w:hAnsi="Consolas"/>
-          <w:color w:val="35322E"/>
-          <w:sz w:val="17"/>
-          <w:szCs w:val="17"/>
-        </w:rPr>
-        <w:t xml:space="preserve">json.dumps({"response":out}).encode()</w:t>
-      </w:r>
-    </w:p>
-    <w:p>
-      <w:pPr>
-        <w:pBdr>
-          <w:left w:val="single" w:color="C15E3C" w:sz="12" w:space="8"/>
-        </w:pBdr>
-        <w:shd w:fill="F7F2E9" w:val="clear"/>
-        <w:spacing w:after="0" w:before="0" w:line="240"/>
-        <w:ind w:left="259"/>
-      </w:pPr>
-      <w:r>
-        <w:rPr>
-          <w:rFonts w:ascii="Consolas" w:cs="Consolas" w:eastAsia="Consolas" w:hAnsi="Consolas"/>
-          <w:color w:val="35322E"/>
-          <w:sz w:val="17"/>
-          <w:szCs w:val="17"/>
-        </w:rPr>
-        <w:t xml:space="preserve">        </w:t>
-      </w:r>
-      <w:r>
-        <w:rPr>
-          <w:rFonts w:ascii="Consolas" w:cs="Consolas" w:eastAsia="Consolas" w:hAnsi="Consolas"/>
-          <w:b/>
-          <w:bCs/>
-          <w:color w:val="A8432A"/>
-          <w:sz w:val="17"/>
-          <w:szCs w:val="17"/>
-        </w:rPr>
-        <w:t xml:space="preserve">self.send_response(200)</w:t>
-      </w:r>
-    </w:p>
-    <w:p>
-      <w:pPr>
-        <w:pBdr>
-          <w:left w:val="single" w:color="C15E3C" w:sz="12" w:space="8"/>
-        </w:pBdr>
-        <w:shd w:fill="F7F2E9" w:val="clear"/>
-        <w:spacing w:after="0" w:before="0" w:line="240"/>
-        <w:ind w:left="259"/>
-      </w:pPr>
-      <w:r>
-        <w:rPr>
-          <w:rFonts w:ascii="Consolas" w:cs="Consolas" w:eastAsia="Consolas" w:hAnsi="Consolas"/>
-          <w:color w:val="35322E"/>
-          <w:sz w:val="17"/>
-          <w:szCs w:val="17"/>
-        </w:rPr>
-        <w:t xml:space="preserve">        </w:t>
-      </w:r>
-      <w:r>
-        <w:rPr>
-          <w:rFonts w:ascii="Consolas" w:cs="Consolas" w:eastAsia="Consolas" w:hAnsi="Consolas"/>
-          <w:b/>
-          <w:bCs/>
-          <w:color w:val="A8432A"/>
-          <w:sz w:val="17"/>
-          <w:szCs w:val="17"/>
-        </w:rPr>
-        <w:t xml:space="preserve">self.send_header("Content-Type","application/json")</w:t>
-      </w:r>
-    </w:p>
-    <w:p>
-      <w:pPr>
-        <w:pBdr>
-          <w:left w:val="single" w:color="C15E3C" w:sz="12" w:space="8"/>
-        </w:pBdr>
-        <w:shd w:fill="F7F2E9" w:val="clear"/>
-        <w:spacing w:after="0" w:before="0" w:line="240"/>
-        <w:ind w:left="259"/>
-      </w:pPr>
-      <w:r>
-        <w:rPr>
-          <w:rFonts w:ascii="Consolas" w:cs="Consolas" w:eastAsia="Consolas" w:hAnsi="Consolas"/>
-          <w:color w:val="35322E"/>
-          <w:sz w:val="17"/>
-          <w:szCs w:val="17"/>
-        </w:rPr>
-        <w:t xml:space="preserve">        </w:t>
-      </w:r>
-      <w:r>
-        <w:rPr>
-          <w:rFonts w:ascii="Consolas" w:cs="Consolas" w:eastAsia="Consolas" w:hAnsi="Consolas"/>
-          <w:b/>
-          <w:bCs/>
-          <w:color w:val="A8432A"/>
-          <w:sz w:val="17"/>
-          <w:szCs w:val="17"/>
-        </w:rPr>
-        <w:t xml:space="preserve">self.send_header("Content-Length",str(len(b)))</w:t>
-      </w:r>
-    </w:p>
-    <w:p>
-      <w:pPr>
-        <w:pBdr>
-          <w:left w:val="single" w:color="C15E3C" w:sz="12" w:space="8"/>
-        </w:pBdr>
-        <w:shd w:fill="F7F2E9" w:val="clear"/>
-        <w:spacing w:after="0" w:before="0" w:line="240"/>
-        <w:ind w:left="259"/>
-      </w:pPr>
-      <w:r>
-        <w:rPr>
-          <w:rFonts w:ascii="Consolas" w:cs="Consolas" w:eastAsia="Consolas" w:hAnsi="Consolas"/>
-          <w:color w:val="35322E"/>
-          <w:sz w:val="17"/>
-          <w:szCs w:val="17"/>
-        </w:rPr>
-        <w:t xml:space="preserve">        </w:t>
-      </w:r>
-      <w:r>
-        <w:rPr>
-          <w:rFonts w:ascii="Consolas" w:cs="Consolas" w:eastAsia="Consolas" w:hAnsi="Consolas"/>
-          <w:b/>
-          <w:bCs/>
-          <w:color w:val="A8432A"/>
-          <w:sz w:val="17"/>
-          <w:szCs w:val="17"/>
-        </w:rPr>
-        <w:t xml:space="preserve">self.end_headers();</w:t>
-      </w:r>
-      <w:r>
-        <w:rPr>
-          <w:rFonts w:ascii="Consolas" w:cs="Consolas" w:eastAsia="Consolas" w:hAnsi="Consolas"/>
-          <w:color w:val="35322E"/>
-          <w:sz w:val="17"/>
-          <w:szCs w:val="17"/>
-        </w:rPr>
-        <w:t xml:space="preserve"> </w:t>
-      </w:r>
-      <w:r>
-        <w:rPr>
-          <w:rFonts w:ascii="Consolas" w:cs="Consolas" w:eastAsia="Consolas" w:hAnsi="Consolas"/>
-          <w:color w:val="35322E"/>
-          <w:sz w:val="17"/>
-          <w:szCs w:val="17"/>
-        </w:rPr>
-        <w:t xml:space="preserve">self.wfile.write(b)</w:t>
-      </w:r>
-    </w:p>
-    <w:p>
-      <w:pPr>
-        <w:pBdr>
-          <w:left w:val="single" w:color="C15E3C" w:sz="12" w:space="8"/>
-        </w:pBdr>
-        <w:shd w:fill="F7F2E9" w:val="clear"/>
-        <w:spacing w:after="0" w:before="0" w:line="240"/>
-        <w:ind w:left="259"/>
-      </w:pPr>
-      <w:r>
-        <w:rPr>
-          <w:rFonts w:ascii="Consolas" w:cs="Consolas" w:eastAsia="Consolas" w:hAnsi="Consolas"/>
-          <w:b/>
-          <w:bCs/>
-          <w:color w:val="A8432A"/>
-          <w:sz w:val="17"/>
-          <w:szCs w:val="17"/>
-        </w:rPr>
-        <w:t xml:space="preserve">http.server.ThreadingHTTPServer(("127.0.0.1",11499),H).serve_forever()</w:t>
-      </w:r>
-    </w:p>
-    <w:p>
-      <w:pPr>
-        <w:pBdr>
-          <w:left w:val="single" w:color="C15E3C" w:sz="12" w:space="8"/>
-        </w:pBdr>
-        <w:shd w:fill="F7F2E9" w:val="clear"/>
-        <w:spacing w:after="0" w:before="0" w:line="240"/>
-        <w:ind w:left="259"/>
-      </w:pPr>
-      <w:r>
-        <w:rPr>
-          <w:rFonts w:ascii="Consolas" w:cs="Consolas" w:eastAsia="Consolas" w:hAnsi="Consolas"/>
-          <w:b/>
-          <w:bCs/>
-          <w:color w:val="A8432A"/>
-          <w:sz w:val="17"/>
-          <w:szCs w:val="17"/>
-        </w:rPr>
-        <w:t xml:space="preserve">EOF</w:t>
-      </w:r>
-    </w:p>
-    <w:p>
-      <w:pPr>
-        <w:pBdr>
-          <w:left w:val="single" w:color="C15E3C" w:sz="12" w:space="8"/>
-        </w:pBdr>
-        <w:shd w:fill="F7F2E9" w:val="clear"/>
-        <w:spacing w:after="0" w:before="0" w:line="240"/>
-        <w:ind w:left="259"/>
-      </w:pPr>
-      <w:r>
-        <w:rPr>
-          <w:rFonts w:ascii="Consolas" w:cs="Consolas" w:eastAsia="Consolas" w:hAnsi="Consolas"/>
-          <w:color w:val="35322E"/>
-          <w:sz w:val="17"/>
-          <w:szCs w:val="17"/>
-        </w:rPr>
-        <w:t xml:space="preserve"> </w:t>
-      </w:r>
-    </w:p>
-    <w:p>
-      <w:pPr>
-        <w:pBdr>
-          <w:left w:val="single" w:color="C15E3C" w:sz="12" w:space="8"/>
-        </w:pBdr>
-        <w:shd w:fill="F7F2E9" w:val="clear"/>
-        <w:spacing w:after="0" w:before="0" w:line="240"/>
-        <w:ind w:left="259"/>
-      </w:pPr>
-      <w:r>
-        <w:rPr>
-          <w:rFonts w:ascii="Consolas" w:cs="Consolas" w:eastAsia="Consolas" w:hAnsi="Consolas"/>
-          <w:b/>
-          <w:bCs/>
-          <w:color w:val="A8432A"/>
-          <w:sz w:val="17"/>
-          <w:szCs w:val="17"/>
-        </w:rPr>
-        <w:t xml:space="preserve">(setsid</w:t>
-      </w:r>
-      <w:r>
-        <w:rPr>
-          <w:rFonts w:ascii="Consolas" w:cs="Consolas" w:eastAsia="Consolas" w:hAnsi="Consolas"/>
-          <w:color w:val="35322E"/>
-          <w:sz w:val="17"/>
-          <w:szCs w:val="17"/>
-        </w:rPr>
-        <w:t xml:space="preserve"> </w:t>
-      </w:r>
-      <w:r>
-        <w:rPr>
-          <w:rFonts w:ascii="Consolas" w:cs="Consolas" w:eastAsia="Consolas" w:hAnsi="Consolas"/>
-          <w:color w:val="35322E"/>
-          <w:sz w:val="17"/>
-          <w:szCs w:val="17"/>
-        </w:rPr>
-        <w:t xml:space="preserve">python3</w:t>
-      </w:r>
-      <w:r>
-        <w:rPr>
-          <w:rFonts w:ascii="Consolas" w:cs="Consolas" w:eastAsia="Consolas" w:hAnsi="Consolas"/>
-          <w:color w:val="35322E"/>
-          <w:sz w:val="17"/>
-          <w:szCs w:val="17"/>
-        </w:rPr>
-        <w:t xml:space="preserve"> </w:t>
-      </w:r>
-      <w:r>
-        <w:rPr>
-          <w:rFonts w:ascii="Consolas" w:cs="Consolas" w:eastAsia="Consolas" w:hAnsi="Consolas"/>
-          <w:color w:val="35322E"/>
-          <w:sz w:val="17"/>
-          <w:szCs w:val="17"/>
-        </w:rPr>
-        <w:t xml:space="preserve">/tmp/mock_ollama.py</w:t>
-      </w:r>
-      <w:r>
-        <w:rPr>
-          <w:rFonts w:ascii="Consolas" w:cs="Consolas" w:eastAsia="Consolas" w:hAnsi="Consolas"/>
-          <w:color w:val="35322E"/>
-          <w:sz w:val="17"/>
-          <w:szCs w:val="17"/>
-        </w:rPr>
-        <w:t xml:space="preserve"> </w:t>
-      </w:r>
-      <w:r>
-        <w:rPr>
-          <w:rFonts w:ascii="Consolas" w:cs="Consolas" w:eastAsia="Consolas" w:hAnsi="Consolas"/>
-          <w:color w:val="A39C90"/>
-          <w:sz w:val="17"/>
-          <w:szCs w:val="17"/>
-        </w:rPr>
-        <w:t xml:space="preserve">&gt;</w:t>
-      </w:r>
-      <w:r>
-        <w:rPr>
-          <w:rFonts w:ascii="Consolas" w:cs="Consolas" w:eastAsia="Consolas" w:hAnsi="Consolas"/>
-          <w:b/>
-          <w:bCs/>
-          <w:color w:val="A8432A"/>
-          <w:sz w:val="17"/>
-          <w:szCs w:val="17"/>
-        </w:rPr>
-        <w:t xml:space="preserve">/tmp/mock.log</w:t>
-      </w:r>
-      <w:r>
-        <w:rPr>
-          <w:rFonts w:ascii="Consolas" w:cs="Consolas" w:eastAsia="Consolas" w:hAnsi="Consolas"/>
-          <w:color w:val="35322E"/>
-          <w:sz w:val="17"/>
-          <w:szCs w:val="17"/>
-        </w:rPr>
-        <w:t xml:space="preserve"> </w:t>
-      </w:r>
-      <w:r>
-        <w:rPr>
-          <w:rFonts w:ascii="Consolas" w:cs="Consolas" w:eastAsia="Consolas" w:hAnsi="Consolas"/>
-          <w:color w:val="35322E"/>
-          <w:sz w:val="17"/>
-          <w:szCs w:val="17"/>
-        </w:rPr>
-        <w:t xml:space="preserve">2&gt;&amp;1</w:t>
-      </w:r>
-      <w:r>
-        <w:rPr>
-          <w:rFonts w:ascii="Consolas" w:cs="Consolas" w:eastAsia="Consolas" w:hAnsi="Consolas"/>
-          <w:color w:val="35322E"/>
-          <w:sz w:val="17"/>
-          <w:szCs w:val="17"/>
-        </w:rPr>
-        <w:t xml:space="preserve"> </w:t>
-      </w:r>
-      <w:r>
-        <w:rPr>
-          <w:rFonts w:ascii="Consolas" w:cs="Consolas" w:eastAsia="Consolas" w:hAnsi="Consolas"/>
-          <w:color w:val="A39C90"/>
-          <w:sz w:val="17"/>
-          <w:szCs w:val="17"/>
-        </w:rPr>
-        <w:t xml:space="preserve">&amp;</w:t>
-      </w:r>
-      <w:r>
-        <w:rPr>
-          <w:rFonts w:ascii="Consolas" w:cs="Consolas" w:eastAsia="Consolas" w:hAnsi="Consolas"/>
-          <w:b/>
-          <w:bCs/>
-          <w:color w:val="A8432A"/>
-          <w:sz w:val="17"/>
-          <w:szCs w:val="17"/>
-        </w:rPr>
-        <w:t xml:space="preserve">)</w:t>
-      </w:r>
-    </w:p>
-    <w:p>
-      <w:pPr>
-        <w:pBdr>
-          <w:left w:val="single" w:color="C15E3C" w:sz="12" w:space="8"/>
-        </w:pBdr>
-        <w:shd w:fill="F7F2E9" w:val="clear"/>
-        <w:spacing w:after="0" w:before="0" w:line="240"/>
-        <w:ind w:left="259"/>
-      </w:pPr>
-      <w:r>
-        <w:rPr>
-          <w:rFonts w:ascii="Consolas" w:cs="Consolas" w:eastAsia="Consolas" w:hAnsi="Consolas"/>
-          <w:b/>
-          <w:bCs/>
-          <w:color w:val="A8432A"/>
-          <w:sz w:val="17"/>
-          <w:szCs w:val="17"/>
-        </w:rPr>
-        <w:t xml:space="preserve">export</w:t>
-      </w:r>
-      <w:r>
-        <w:rPr>
-          <w:rFonts w:ascii="Consolas" w:cs="Consolas" w:eastAsia="Consolas" w:hAnsi="Consolas"/>
-          <w:color w:val="35322E"/>
-          <w:sz w:val="17"/>
-          <w:szCs w:val="17"/>
-        </w:rPr>
-        <w:t xml:space="preserve"> </w:t>
-      </w:r>
-      <w:r>
-        <w:rPr>
-          <w:rFonts w:ascii="Consolas" w:cs="Consolas" w:eastAsia="Consolas" w:hAnsi="Consolas"/>
-          <w:color w:val="35322E"/>
-          <w:sz w:val="17"/>
-          <w:szCs w:val="17"/>
-        </w:rPr>
-        <w:t xml:space="preserve">TR_OLLAMA=http://127.0.0.1:11499</w:t>
-      </w:r>
-      <w:r>
-        <w:rPr>
-          <w:rFonts w:ascii="Consolas" w:cs="Consolas" w:eastAsia="Consolas" w:hAnsi="Consolas"/>
-          <w:color w:val="35322E"/>
-          <w:sz w:val="17"/>
-          <w:szCs w:val="17"/>
-        </w:rPr>
-        <w:t xml:space="preserve"> </w:t>
-      </w:r>
-      <w:r>
-        <w:rPr>
-          <w:rFonts w:ascii="Consolas" w:cs="Consolas" w:eastAsia="Consolas" w:hAnsi="Consolas"/>
-          <w:color w:val="35322E"/>
-          <w:sz w:val="17"/>
-          <w:szCs w:val="17"/>
-        </w:rPr>
-        <w:t xml:space="preserve">TR_MODEL=mock</w:t>
-      </w:r>
-    </w:p>
-    <w:p>
-      <w:pPr>
-        <w:pBdr>
-          <w:bottom w:val="single" w:color="E2D8C8" w:sz="2" w:space="3"/>
-          <w:left w:val="single" w:color="C15E3C" w:sz="12" w:space="8"/>
-        </w:pBdr>
-        <w:shd w:fill="F7F2E9" w:val="clear"/>
-        <w:spacing w:after="160" w:before="0" w:line="240"/>
-        <w:ind w:left="259"/>
-      </w:pPr>
-      <w:r>
-        <w:rPr>
-          <w:rFonts w:ascii="Consolas" w:cs="Consolas" w:eastAsia="Consolas" w:hAnsi="Consolas"/>
-          <w:b/>
-          <w:bCs/>
-          <w:color w:val="A8432A"/>
-          <w:sz w:val="17"/>
-          <w:szCs w:val="17"/>
-        </w:rPr>
-        <w:t xml:space="preserve">tr-run</w:t>
-      </w:r>
-      <w:r>
-        <w:rPr>
-          <w:rFonts w:ascii="Consolas" w:cs="Consolas" w:eastAsia="Consolas" w:hAnsi="Consolas"/>
-          <w:color w:val="35322E"/>
-          <w:sz w:val="17"/>
-          <w:szCs w:val="17"/>
-        </w:rPr>
-        <w:t xml:space="preserve"> </w:t>
-      </w:r>
-      <w:r>
-        <w:rPr>
-          <w:rFonts w:ascii="Consolas" w:cs="Consolas" w:eastAsia="Consolas" w:hAnsi="Consolas"/>
-          <w:color w:val="A39C90"/>
-          <w:sz w:val="17"/>
-          <w:szCs w:val="17"/>
-        </w:rPr>
-        <w:t xml:space="preserve">&amp;&amp;</w:t>
-      </w:r>
-      <w:r>
-        <w:rPr>
-          <w:rFonts w:ascii="Consolas" w:cs="Consolas" w:eastAsia="Consolas" w:hAnsi="Consolas"/>
-          <w:color w:val="35322E"/>
-          <w:sz w:val="17"/>
-          <w:szCs w:val="17"/>
-        </w:rPr>
-        <w:t xml:space="preserve"> </w:t>
-      </w:r>
-      <w:r>
-        <w:rPr>
-          <w:rFonts w:ascii="Consolas" w:cs="Consolas" w:eastAsia="Consolas" w:hAnsi="Consolas"/>
-          <w:b/>
-          <w:bCs/>
-          <w:color w:val="A8432A"/>
-          <w:sz w:val="17"/>
-          <w:szCs w:val="17"/>
-        </w:rPr>
-        <w:t xml:space="preserve">tr-lint</w:t>
-      </w:r>
-      <w:r>
-        <w:rPr>
-          <w:rFonts w:ascii="Consolas" w:cs="Consolas" w:eastAsia="Consolas" w:hAnsi="Consolas"/>
-          <w:color w:val="35322E"/>
-          <w:sz w:val="17"/>
-          <w:szCs w:val="17"/>
-        </w:rPr>
-        <w:t xml:space="preserve">            </w:t>
-      </w:r>
-      <w:r>
-        <w:rPr>
-          <w:rFonts w:ascii="Consolas" w:cs="Consolas" w:eastAsia="Consolas" w:hAnsi="Consolas"/>
-          <w:i/>
-          <w:iCs/>
-          <w:color w:val="8C8578"/>
-          <w:sz w:val="17"/>
-          <w:szCs w:val="17"/>
-        </w:rPr>
-        <w:t xml:space="preserve"># lint should report the injected NUM fault</w:t>
+        <w:t xml:space="preserve">tests/run -k Retry           # the tests whose names match</w:t>
       </w:r>
     </w:p>
     <w:p>
